--- a/specs/phases/Supercore Commerce OS — Phase 1 Platform Core Specification v1.0.docx
+++ b/specs/phases/Supercore Commerce OS — Phase 1 Platform Core Specification v1.0.docx
@@ -27,7 +27,7 @@
     </w:p>
     <w:p>
       <w:r>
-        <w:t xml:space="preserve">Status: Draft — §17 blockers closed 2026-10-05; coding still requires explicit approval  </w:t>
+        <w:t xml:space="preserve">Status: Implemented on master at 7de6c75 (2026-10-05). §15 aligned in a0d709f. Product close-out approved 2026-10-05.  </w:t>
       </w:r>
     </w:p>
     <w:p>
@@ -47,7 +47,17 @@
     </w:p>
     <w:p>
       <w:r>
-        <w:t xml:space="preserve">§17 closed: 2026-10-05 (ADR-006 amendment, ADR-009)</w:t>
+        <w:t xml:space="preserve">§17 closed: 2026-10-05 (ADR-006 amendment, ADR-009)  </w:t>
+      </w:r>
+    </w:p>
+    <w:p>
+      <w:r>
+        <w:t xml:space="preserve">§15 aligned: 2026-10-05 (7de6c75, recorded in a0d709f)  </w:t>
+      </w:r>
+    </w:p>
+    <w:p>
+      <w:r>
+        <w:t xml:space="preserve">Close-out approved: 2026-10-05</w:t>
       </w:r>
     </w:p>
     <w:p/>
@@ -3515,7 +3525,13 @@
     <w:p/>
     <w:p>
       <w:r>
-        <w:t xml:space="preserve">Phase 1 is complete only when:</w:t>
+        <w:t xml:space="preserve">Aligned 2026-10-05 to master commit 7de6c75 (7de6c75c9bcd1dbe70b725d18b8088580c5497ea). Phase 2 code has not started.</w:t>
+      </w:r>
+    </w:p>
+    <w:p/>
+    <w:p>
+      <w:r>
+        <w:t xml:space="preserve">Local checks on that tree, re-run during this close-out: lint pass, typecheck pass, Vitest 37/37 with RUN_INTEGRATION=1 (32 unit tests plus Postgres, Redis, worker, and packages/identity/src/phase1.integration.test.ts), and Playwright 6/6. GitHub Actions did not run on 7de6c75 because the workflow listened to main. The trigger is master as of a0d709f. [Actions run 37339984665](https://github.com/SCore-ai/supercorecommerceos/actions/runs/37339984665) succeeded for that commit (lint, typecheck, unit, migrate, integration, build). Playwright stays local; the workflow does not invoke it.</w:t>
       </w:r>
     </w:p>
     <w:p/>
@@ -3532,103 +3548,109 @@
         <w:pStyle w:val="ListBullet"/>
       </w:pPr>
       <w:r>
-        <w:t xml:space="preserve">[ ] Migrations create the Phase 1 tables</w:t>
-      </w:r>
-    </w:p>
-    <w:p>
-      <w:pPr>
-        <w:pStyle w:val="ListBullet"/>
-      </w:pPr>
-      <w:r>
-        <w:t xml:space="preserve">[ ] First-party sign-in works</w:t>
-      </w:r>
-    </w:p>
-    <w:p>
-      <w:pPr>
-        <w:pStyle w:val="ListBullet"/>
-      </w:pPr>
-      <w:r>
-        <w:t xml:space="preserve">[ ] Tenant context is session-derived</w:t>
-      </w:r>
-    </w:p>
-    <w:p>
-      <w:pPr>
-        <w:pStyle w:val="ListBullet"/>
-      </w:pPr>
-      <w:r>
-        <w:t xml:space="preserve">[ ] RBAC denies unauthorised writes</w:t>
-      </w:r>
-    </w:p>
-    <w:p>
-      <w:pPr>
-        <w:pStyle w:val="ListBullet"/>
-      </w:pPr>
-      <w:r>
-        <w:t xml:space="preserve">[ ] Customer and supplier CRUD works inside a tenant</w:t>
-      </w:r>
-    </w:p>
-    <w:p>
-      <w:pPr>
-        <w:pStyle w:val="ListBullet"/>
-      </w:pPr>
-      <w:r>
-        <w:t xml:space="preserve">[ ] Address CRUD works</w:t>
-      </w:r>
-    </w:p>
-    <w:p>
-      <w:pPr>
-        <w:pStyle w:val="ListBullet"/>
-      </w:pPr>
-      <w:r>
-        <w:t xml:space="preserve">[ ] Country and currency reference data is available</w:t>
-      </w:r>
-    </w:p>
-    <w:p>
-      <w:pPr>
-        <w:pStyle w:val="ListBullet"/>
-      </w:pPr>
-      <w:r>
-        <w:t xml:space="preserve">[ ] Audit records persist</w:t>
-      </w:r>
-    </w:p>
-    <w:p>
-      <w:pPr>
-        <w:pStyle w:val="ListBullet"/>
-      </w:pPr>
-      <w:r>
-        <w:t xml:space="preserve">[ ] Admin screens exist for the entities above (production UI in this repo, not a Lovable-only export)</w:t>
-      </w:r>
-    </w:p>
-    <w:p>
-      <w:pPr>
-        <w:pStyle w:val="ListBullet"/>
-      </w:pPr>
-      <w:r>
-        <w:t xml:space="preserve">[ ] Lint, typecheck, unit, integration, and relevant e2e tests pass</w:t>
-      </w:r>
-    </w:p>
-    <w:p>
-      <w:pPr>
-        <w:pStyle w:val="ListBullet"/>
-      </w:pPr>
-      <w:r>
-        <w:t xml:space="preserve">[ ] No commerce/CRM/accounting logic was added</w:t>
-      </w:r>
-    </w:p>
-    <w:p>
-      <w:pPr>
-        <w:pStyle w:val="ListBullet"/>
-      </w:pPr>
-      <w:r>
-        <w:t xml:space="preserve">[ ] Documentation is updated</w:t>
-      </w:r>
-    </w:p>
-    <w:p>
-      <w:pPr>
-        <w:pStyle w:val="ListBullet"/>
-      </w:pPr>
-      <w:r>
-        <w:t xml:space="preserve">[ ] No business logic in `apps/web` / `apps/admin`</w:t>
+        <w:t xml:space="preserve">[x] Migrations create the Phase 1 tables — `packages/core/drizzle/0001_phase1_platform_core.sql` (tenants, organizations, users, memberships, roles, sessions, invitations, countries, currencies, customers, suppliers, addresses, audit_records)</w:t>
+      </w:r>
+    </w:p>
+    <w:p>
+      <w:pPr>
+        <w:pStyle w:val="ListBullet"/>
+      </w:pPr>
+      <w:r>
+        <w:t xml:space="preserve">[x] First-party sign-in works — `POST /auth/sign-in`. Super Admin is email + password with no `tenantSlug`. Tenant user is email + password + `tenantSlug`. Integration test bootstraps a Super Admin, provisions a tenant, activates a tenant admin, and signs that user in with the slug.</w:t>
+      </w:r>
+    </w:p>
+    <w:p>
+      <w:pPr>
+        <w:pStyle w:val="ListBullet"/>
+      </w:pPr>
+      <w:r>
+        <w:t xml:space="preserve">[x] Tenant context is session-derived — AsyncLocalStorage `TenantContext` (`session` or `internal` only). `apps/api` rejects a client `tenantId` (`apps/api/src/app.test.ts`).</w:t>
+      </w:r>
+    </w:p>
+    <w:p>
+      <w:pPr>
+        <w:pStyle w:val="ListBullet"/>
+      </w:pPr>
+      <w:r>
+        <w:t xml:space="preserve">[x] RBAC denies unauthorised writes — `packages/identity/src/rbac.test.ts` (sales cannot write suppliers; viewer has no `customer.write`). Last active `tenant_admin` cannot be disabled or demoted (integration test).</w:t>
+      </w:r>
+    </w:p>
+    <w:p>
+      <w:pPr>
+        <w:pStyle w:val="ListBullet"/>
+      </w:pPr>
+      <w:r>
+        <w:t xml:space="preserve">[x] Customer and supplier CRUD works inside a tenant — GraphQL create/update plus `createCustomerRecord` / `createSupplierRecord`. Integration test asserts a customer created in tenant A is invisible from tenant B. Supplier uses the same party path; there is no separate supplier integration case.</w:t>
+      </w:r>
+    </w:p>
+    <w:p>
+      <w:pPr>
+        <w:pStyle w:val="ListBullet"/>
+      </w:pPr>
+      <w:r>
+        <w:t xml:space="preserve">[x] Address CRUD works — GraphQL `createAddress` / `updateAddress` accept organisation, customer, or supplier owner. Admin UI at `apps/admin/src/app/addresses/page.tsx` creates customer addresses. Supplier and organisation address writes are API-level in this commit.</w:t>
+      </w:r>
+    </w:p>
+    <w:p>
+      <w:pPr>
+        <w:pStyle w:val="ListBullet"/>
+      </w:pPr>
+      <w:r>
+        <w:t xml:space="preserve">[x] Country and currency reference data is available — `seedReferenceData()` runs at the end of `pnpm db:migrate` (ISO countries and currencies).</w:t>
+      </w:r>
+    </w:p>
+    <w:p>
+      <w:pPr>
+        <w:pStyle w:val="ListBullet"/>
+      </w:pPr>
+      <w:r>
+        <w:t xml:space="preserve">[x] Audit records persist — party, address, and tenant mutations call `insertAuditRecord` in the same Postgres transaction as the write.</w:t>
+      </w:r>
+    </w:p>
+    <w:p>
+      <w:pPr>
+        <w:pStyle w:val="ListBullet"/>
+      </w:pPr>
+      <w:r>
+        <w:t xml:space="preserve">[x] Admin screens exist for the entities above (production UI in this repo, not a Lovable-only export) — `apps/admin` sign-in, tenants, tenant, organizations, users, customers, suppliers, addresses, audit. Screens call the HTTP API.</w:t>
+      </w:r>
+    </w:p>
+    <w:p>
+      <w:pPr>
+        <w:pStyle w:val="ListBullet"/>
+      </w:pPr>
+      <w:r>
+        <w:t xml:space="preserve">[x] Lint, typecheck, unit, integration, and relevant e2e tests pass — local on 2026-10-05: lint, typecheck, Vitest 37/37 with `RUN_INTEGRATION=1`, and Playwright 6/6 (`tests/e2e/phase0.spec.ts`: sign-in pages, health, readiness, GraphQL, web status). The workflow file does not invoke Playwright. Remote CI for `a0d709f` covered lint, typecheck, unit, migrate, integration, and build (run 37339984665).</w:t>
+      </w:r>
+    </w:p>
+    <w:p>
+      <w:pPr>
+        <w:pStyle w:val="ListBullet"/>
+      </w:pPr>
+      <w:r>
+        <w:t xml:space="preserve">[x] No commerce/CRM/accounting logic was added — `packages/commerce`, `packages/crm`, `packages/b2b`, `packages/accounting`, `packages/inventory`, `packages/procurement`, `packages/tax`, `packages/payments`, and `packages/ai` remain package-name boundaries.</w:t>
+      </w:r>
+    </w:p>
+    <w:p>
+      <w:pPr>
+        <w:pStyle w:val="ListBullet"/>
+      </w:pPr>
+      <w:r>
+        <w:t xml:space="preserve">[x] Documentation is updated — this section, the Phase 1 status line, roadmap §5 Current position, `specs/phases/README.md`, and `specs/README.md` match `7de6c75` / `a0d709f`.</w:t>
+      </w:r>
+    </w:p>
+    <w:p>
+      <w:pPr>
+        <w:pStyle w:val="ListBullet"/>
+      </w:pPr>
+      <w:r>
+        <w:t xml:space="preserve">[x] No business logic in `apps/web` / `apps/admin` — both apps call the HTTP API (`/auth/sign-in`, GraphQL). They do not import a database client.</w:t>
+      </w:r>
+    </w:p>
+    <w:p/>
+    <w:p>
+      <w:r>
+        <w:t xml:space="preserve">Browser Super Admin smoke (sign-in with no slug, provision a tenant, tenant-user sign-in with tenantSlug) is covered at the service layer by the integration test. It was not re-run as a clicked admin session in this close-out.</w:t>
       </w:r>
     </w:p>
     <w:p/>
